--- a/server/templates/reports/FO-PO-PSM-66-20 FORMATO PARA LA ELABORACIÓN DE INFORMES DE PARTÍCULAS VIABLES-plantilla.docx
+++ b/server/templates/reports/FO-PO-PSM-66-20 FORMATO PARA LA ELABORACIÓN DE INFORMES DE PARTÍCULAS VIABLES-plantilla.docx
@@ -5091,7 +5091,7 @@
             <w:rFonts w:cs="Calibri"/>
             <w:noProof/>
           </w:rPr>
-          <w:t>. Resultados del Recuento de microorganismos mes XXXX</w:t>
+          <w:t>. Resultados del Recuento de microorganismos {17_resultados_del_recuento_de_microorganismos_1}</w:t>
         </w:r>
         <w:r>
           <w:rPr>
@@ -12014,7 +12014,7 @@
           <w:sz w:val="20"/>
           <w:szCs w:val="20"/>
         </w:rPr>
-        <w:t>XXXX</w:t>
+        <w:t>{fuente_anio}</w:t>
       </w:r>
       <w:r>
         <w:rPr>
@@ -13007,7 +13007,7 @@
           <w:sz w:val="20"/>
           <w:szCs w:val="20"/>
         </w:rPr>
-        <w:t>XXXX</w:t>
+        <w:t>{fuente_anio}</w:t>
       </w:r>
       <w:r>
         <w:rPr>
@@ -14613,7 +14613,7 @@
           <w:sz w:val="20"/>
           <w:szCs w:val="20"/>
         </w:rPr>
-        <w:t>XXXX</w:t>
+        <w:t>{fuente_anio}</w:t>
       </w:r>
       <w:commentRangeEnd w:id="119"/>
       <w:r>
@@ -16415,7 +16415,7 @@
           <w:szCs w:val="20"/>
           <w:lang w:val="es-CO"/>
         </w:rPr>
-        <w:t>XXXX</w:t>
+        <w:t>{fuente_anio}</w:t>
       </w:r>
       <w:commentRangeEnd w:id="130"/>
       <w:r>
@@ -17790,7 +17790,7 @@
           <w:szCs w:val="20"/>
           <w:lang w:val="es-CO"/>
         </w:rPr>
-        <w:t>XXXX</w:t>
+        <w:t>{fuente_anio}</w:t>
       </w:r>
       <w:commentRangeEnd w:id="147"/>
       <w:r>
@@ -34567,7 +34567,7 @@
           <w:szCs w:val="20"/>
           <w:lang w:val="es-CO"/>
         </w:rPr>
-        <w:t>XXXX</w:t>
+        <w:t>{fuente_anio}</w:t>
       </w:r>
       <w:commentRangeEnd w:id="275"/>
       <w:r>

--- a/server/templates/reports/FO-PO-PSM-66-20 FORMATO PARA LA ELABORACIÓN DE INFORMES DE PARTÍCULAS VIABLES-plantilla.docx
+++ b/server/templates/reports/FO-PO-PSM-66-20 FORMATO PARA LA ELABORACIÓN DE INFORMES DE PARTÍCULAS VIABLES-plantilla.docx
@@ -14569,7 +14569,7 @@
           <w:sz w:val="20"/>
           <w:lang w:val="es-CO"/>
         </w:rPr>
-        <w:t>Punto X</w:t>
+        <w:t>Punto {punto_foto_1}</w:t>
       </w:r>
       <w:commentRangeEnd w:id="118"/>
       <w:r>

--- a/server/templates/reports/FO-PO-PSM-66-20 FORMATO PARA LA ELABORACIÓN DE INFORMES DE PARTÍCULAS VIABLES-plantilla.docx
+++ b/server/templates/reports/FO-PO-PSM-66-20 FORMATO PARA LA ELABORACIÓN DE INFORMES DE PARTÍCULAS VIABLES-plantilla.docx
@@ -5091,7 +5091,7 @@
             <w:rFonts w:cs="Calibri"/>
             <w:noProof/>
           </w:rPr>
-          <w:t>. Resultados del Recuento de microorganismos {17_resultados_del_recuento_de_microorganismos_1}</w:t>
+          <w:t>. Resultados del Recuento de microorganismos mes XXXX</w:t>
         </w:r>
         <w:r>
           <w:rPr>
@@ -12014,7 +12014,7 @@
           <w:sz w:val="20"/>
           <w:szCs w:val="20"/>
         </w:rPr>
-        <w:t>{fuente_anio}</w:t>
+        <w:t>XXXX</w:t>
       </w:r>
       <w:r>
         <w:rPr>
@@ -13007,7 +13007,7 @@
           <w:sz w:val="20"/>
           <w:szCs w:val="20"/>
         </w:rPr>
-        <w:t>{fuente_anio}</w:t>
+        <w:t>XXXX</w:t>
       </w:r>
       <w:r>
         <w:rPr>
@@ -14569,7 +14569,7 @@
           <w:sz w:val="20"/>
           <w:lang w:val="es-CO"/>
         </w:rPr>
-        <w:t>Punto {punto_foto_1}</w:t>
+        <w:t>Punto X</w:t>
       </w:r>
       <w:commentRangeEnd w:id="118"/>
       <w:r>
@@ -14613,7 +14613,7 @@
           <w:sz w:val="20"/>
           <w:szCs w:val="20"/>
         </w:rPr>
-        <w:t>{fuente_anio}</w:t>
+        <w:t>XXXX</w:t>
       </w:r>
       <w:commentRangeEnd w:id="119"/>
       <w:r>
@@ -16415,7 +16415,7 @@
           <w:szCs w:val="20"/>
           <w:lang w:val="es-CO"/>
         </w:rPr>
-        <w:t>{fuente_anio}</w:t>
+        <w:t>XXXX</w:t>
       </w:r>
       <w:commentRangeEnd w:id="130"/>
       <w:r>
@@ -17790,7 +17790,7 @@
           <w:szCs w:val="20"/>
           <w:lang w:val="es-CO"/>
         </w:rPr>
-        <w:t>{fuente_anio}</w:t>
+        <w:t>XXXX</w:t>
       </w:r>
       <w:commentRangeEnd w:id="147"/>
       <w:r>
@@ -34567,7 +34567,7 @@
           <w:szCs w:val="20"/>
           <w:lang w:val="es-CO"/>
         </w:rPr>
-        <w:t>{fuente_anio}</w:t>
+        <w:t>XXXX</w:t>
       </w:r>
       <w:commentRangeEnd w:id="275"/>
       <w:r>
